--- a/report/DAT158_report.docx
+++ b/report/DAT158_report.docx
@@ -33,7 +33,7 @@
         <w:jc w:val="center"/>
       </w:pPr>
       <w:r>
-        <w:t xml:space="preserve">Abdulrahman (187457) · 28 October 2026</w:t>
+        <w:t xml:space="preserve">Abdulrahman (187457), Ali � 28 October 2026</w:t>
       </w:r>
     </w:p>
     <w:p>

--- a/report/DAT158_report.docx
+++ b/report/DAT158_report.docx
@@ -33,7 +33,7 @@
         <w:jc w:val="center"/>
       </w:pPr>
       <w:r>
-        <w:t xml:space="preserve">Abdulrahman (187457), Ali � 28 October 2026</w:t>
+        <w:t xml:space="preserve">Abdulrahman (187457), Ali (679176) � 28 October 2026</w:t>
       </w:r>
     </w:p>
     <w:p>
